--- a/BubbleFish - Planning/Legal/2026.03.25 - Shawn Sammartano - BubbleFish - Brainstorm Community and Enterprise Product.docx
+++ b/BubbleFish - Planning/Legal/2026.03.25 - Shawn Sammartano - BubbleFish - Brainstorm Community and Enterprise Product.docx
@@ -1217,7 +1217,7 @@
     <w:p>
       <w:r>
         <w:pict w14:anchorId="02954A35">
-          <v:rect id="_x0000_i1133" style="width:0;height:.75pt" o:hralign="center" o:hrstd="t" o:hr="t" fillcolor="#a0a0a0" stroked="f"/>
+          <v:rect id="_x0000_i1025" style="width:0;height:.75pt" o:hralign="center" o:hrstd="t" o:hr="t" fillcolor="#a0a0a0" stroked="f"/>
         </w:pict>
       </w:r>
     </w:p>
@@ -1329,7 +1329,7 @@
     <w:p>
       <w:r>
         <w:pict w14:anchorId="344C7832">
-          <v:rect id="_x0000_i1134" style="width:0;height:.75pt" o:hralign="center" o:hrstd="t" o:hr="t" fillcolor="#a0a0a0" stroked="f"/>
+          <v:rect id="_x0000_i1026" style="width:0;height:.75pt" o:hralign="center" o:hrstd="t" o:hr="t" fillcolor="#a0a0a0" stroked="f"/>
         </w:pict>
       </w:r>
     </w:p>
@@ -1450,7 +1450,7 @@
     <w:p>
       <w:r>
         <w:pict w14:anchorId="74ABDEB2">
-          <v:rect id="_x0000_i1135" style="width:0;height:.75pt" o:hralign="center" o:hrstd="t" o:hr="t" fillcolor="#a0a0a0" stroked="f"/>
+          <v:rect id="_x0000_i1027" style="width:0;height:.75pt" o:hralign="center" o:hrstd="t" o:hr="t" fillcolor="#a0a0a0" stroked="f"/>
         </w:pict>
       </w:r>
     </w:p>
@@ -1619,7 +1619,7 @@
     <w:p>
       <w:r>
         <w:pict w14:anchorId="008B3CEB">
-          <v:rect id="_x0000_i1136" style="width:0;height:.75pt" o:hralign="center" o:hrstd="t" o:hr="t" fillcolor="#a0a0a0" stroked="f"/>
+          <v:rect id="_x0000_i1028" style="width:0;height:.75pt" o:hralign="center" o:hrstd="t" o:hr="t" fillcolor="#a0a0a0" stroked="f"/>
         </w:pict>
       </w:r>
     </w:p>
@@ -1730,7 +1730,7 @@
     <w:p>
       <w:r>
         <w:pict w14:anchorId="78ACA65C">
-          <v:rect id="_x0000_i1137" style="width:0;height:.75pt" o:hralign="center" o:hrstd="t" o:hr="t" fillcolor="#a0a0a0" stroked="f"/>
+          <v:rect id="_x0000_i1029" style="width:0;height:.75pt" o:hralign="center" o:hrstd="t" o:hr="t" fillcolor="#a0a0a0" stroked="f"/>
         </w:pict>
       </w:r>
     </w:p>
@@ -1948,7 +1948,7 @@
     <w:p>
       <w:r>
         <w:pict w14:anchorId="127710F6">
-          <v:rect id="_x0000_i1138" style="width:0;height:.75pt" o:hralign="center" o:hrstd="t" o:hr="t" fillcolor="#a0a0a0" stroked="f"/>
+          <v:rect id="_x0000_i1030" style="width:0;height:.75pt" o:hralign="center" o:hrstd="t" o:hr="t" fillcolor="#a0a0a0" stroked="f"/>
         </w:pict>
       </w:r>
     </w:p>
@@ -2074,7 +2074,7 @@
     <w:p>
       <w:r>
         <w:pict w14:anchorId="7CD25DD8">
-          <v:rect id="_x0000_i1139" style="width:0;height:.75pt" o:hralign="center" o:hrstd="t" o:hr="t" fillcolor="#a0a0a0" stroked="f"/>
+          <v:rect id="_x0000_i1031" style="width:0;height:.75pt" o:hralign="center" o:hrstd="t" o:hr="t" fillcolor="#a0a0a0" stroked="f"/>
         </w:pict>
       </w:r>
     </w:p>
@@ -2179,7 +2179,7 @@
     <w:p>
       <w:r>
         <w:pict w14:anchorId="2D671551">
-          <v:rect id="_x0000_i1140" style="width:0;height:.75pt" o:hralign="center" o:hrstd="t" o:hr="t" fillcolor="#a0a0a0" stroked="f"/>
+          <v:rect id="_x0000_i1032" style="width:0;height:.75pt" o:hralign="center" o:hrstd="t" o:hr="t" fillcolor="#a0a0a0" stroked="f"/>
         </w:pict>
       </w:r>
     </w:p>
@@ -2323,7 +2323,7 @@
     <w:p>
       <w:r>
         <w:pict w14:anchorId="66A982FD">
-          <v:rect id="_x0000_i1141" style="width:0;height:.75pt" o:hralign="center" o:hrstd="t" o:hr="t" fillcolor="#a0a0a0" stroked="f"/>
+          <v:rect id="_x0000_i1033" style="width:0;height:.75pt" o:hralign="center" o:hrstd="t" o:hr="t" fillcolor="#a0a0a0" stroked="f"/>
         </w:pict>
       </w:r>
     </w:p>
@@ -2428,7 +2428,7 @@
     <w:p>
       <w:r>
         <w:pict w14:anchorId="10131774">
-          <v:rect id="_x0000_i1142" style="width:0;height:.75pt" o:hralign="center" o:hrstd="t" o:hr="t" fillcolor="#a0a0a0" stroked="f"/>
+          <v:rect id="_x0000_i1034" style="width:0;height:.75pt" o:hralign="center" o:hrstd="t" o:hr="t" fillcolor="#a0a0a0" stroked="f"/>
         </w:pict>
       </w:r>
     </w:p>
@@ -2549,7 +2549,7 @@
     <w:p>
       <w:r>
         <w:pict w14:anchorId="47777410">
-          <v:rect id="_x0000_i1143" style="width:0;height:.75pt" o:hralign="center" o:hrstd="t" o:hr="t" fillcolor="#a0a0a0" stroked="f"/>
+          <v:rect id="_x0000_i1035" style="width:0;height:.75pt" o:hralign="center" o:hrstd="t" o:hr="t" fillcolor="#a0a0a0" stroked="f"/>
         </w:pict>
       </w:r>
     </w:p>
@@ -2680,7 +2680,7 @@
     <w:p>
       <w:r>
         <w:pict w14:anchorId="4CAC691F">
-          <v:rect id="_x0000_i1144" style="width:0;height:.75pt" o:hralign="center" o:hrstd="t" o:hr="t" fillcolor="#a0a0a0" stroked="f"/>
+          <v:rect id="_x0000_i1036" style="width:0;height:.75pt" o:hralign="center" o:hrstd="t" o:hr="t" fillcolor="#a0a0a0" stroked="f"/>
         </w:pict>
       </w:r>
     </w:p>
@@ -2813,7 +2813,7 @@
     <w:p>
       <w:r>
         <w:pict w14:anchorId="0D49A5E7">
-          <v:rect id="_x0000_i1145" style="width:0;height:.75pt" o:hralign="center" o:hrstd="t" o:hr="t" fillcolor="#a0a0a0" stroked="f"/>
+          <v:rect id="_x0000_i1037" style="width:0;height:.75pt" o:hralign="center" o:hrstd="t" o:hr="t" fillcolor="#a0a0a0" stroked="f"/>
         </w:pict>
       </w:r>
     </w:p>
@@ -2918,7 +2918,7 @@
     <w:p>
       <w:r>
         <w:pict w14:anchorId="5D6E4803">
-          <v:rect id="_x0000_i1146" style="width:0;height:.75pt" o:hralign="center" o:hrstd="t" o:hr="t" fillcolor="#a0a0a0" stroked="f"/>
+          <v:rect id="_x0000_i1038" style="width:0;height:.75pt" o:hralign="center" o:hrstd="t" o:hr="t" fillcolor="#a0a0a0" stroked="f"/>
         </w:pict>
       </w:r>
     </w:p>
@@ -3061,7 +3061,7 @@
     <w:p>
       <w:r>
         <w:pict w14:anchorId="6ACD84A9">
-          <v:rect id="_x0000_i1147" style="width:0;height:.75pt" o:hralign="center" o:hrstd="t" o:hr="t" fillcolor="#a0a0a0" stroked="f"/>
+          <v:rect id="_x0000_i1039" style="width:0;height:.75pt" o:hralign="center" o:hrstd="t" o:hr="t" fillcolor="#a0a0a0" stroked="f"/>
         </w:pict>
       </w:r>
     </w:p>
@@ -3173,7 +3173,7 @@
     <w:p>
       <w:r>
         <w:pict w14:anchorId="696744F9">
-          <v:rect id="_x0000_i1148" style="width:0;height:.75pt" o:hralign="center" o:hrstd="t" o:hr="t" fillcolor="#a0a0a0" stroked="f"/>
+          <v:rect id="_x0000_i1040" style="width:0;height:.75pt" o:hralign="center" o:hrstd="t" o:hr="t" fillcolor="#a0a0a0" stroked="f"/>
         </w:pict>
       </w:r>
     </w:p>
@@ -3345,7 +3345,7 @@
     <w:p>
       <w:r>
         <w:pict w14:anchorId="39CDEEC8">
-          <v:rect id="_x0000_i1149" style="width:0;height:.75pt" o:hralign="center" o:hrstd="t" o:hr="t" fillcolor="#a0a0a0" stroked="f"/>
+          <v:rect id="_x0000_i1041" style="width:0;height:.75pt" o:hralign="center" o:hrstd="t" o:hr="t" fillcolor="#a0a0a0" stroked="f"/>
         </w:pict>
       </w:r>
     </w:p>
@@ -3465,7 +3465,7 @@
     <w:p>
       <w:r>
         <w:pict w14:anchorId="2C4E3ED5">
-          <v:rect id="_x0000_i1150" style="width:0;height:.75pt" o:hralign="center" o:hrstd="t" o:hr="t" fillcolor="#a0a0a0" stroked="f"/>
+          <v:rect id="_x0000_i1042" style="width:0;height:.75pt" o:hralign="center" o:hrstd="t" o:hr="t" fillcolor="#a0a0a0" stroked="f"/>
         </w:pict>
       </w:r>
     </w:p>
@@ -3915,6 +3915,7 @@
     </w:p>
     <w:p/>
     <w:sectPr>
+      <w:headerReference w:type="default" r:id="rId7"/>
       <w:pgSz w:w="12240" w:h="15840"/>
       <w:pgMar w:top="1440" w:right="1440" w:bottom="1440" w:left="1440" w:header="720" w:footer="720" w:gutter="0"/>
       <w:cols w:space="720"/>
@@ -3922,6 +3923,74 @@
     </w:sectPr>
   </w:body>
 </w:document>
+</file>
+
+<file path=word/endnotes.xml><?xml version="1.0" encoding="utf-8"?>
+<w:endnotes xmlns:wpc="http://schemas.microsoft.com/office/word/2010/wordprocessingCanvas" xmlns:cx="http://schemas.microsoft.com/office/drawing/2014/chartex" xmlns:cx1="http://schemas.microsoft.com/office/drawing/2015/9/8/chartex" xmlns:cx2="http://schemas.microsoft.com/office/drawing/2015/10/21/chartex" xmlns:cx3="http://schemas.microsoft.com/office/drawing/2016/5/9/chartex" xmlns:cx4="http://schemas.microsoft.com/office/drawing/2016/5/10/chartex" xmlns:cx5="http://schemas.microsoft.com/office/drawing/2016/5/11/chartex" xmlns:cx6="http://schemas.microsoft.com/office/drawing/2016/5/12/chartex" xmlns:cx7="http://schemas.microsoft.com/office/drawing/2016/5/13/chartex" xmlns:cx8="http://schemas.microsoft.com/office/drawing/2016/5/14/chartex" xmlns:mc="http://schemas.openxmlformats.org/markup-compatibility/2006" xmlns:aink="http://schemas.microsoft.com/office/drawing/2016/ink" xmlns:am3d="http://schemas.microsoft.com/office/drawing/2017/model3d" xmlns:o="urn:schemas-microsoft-com:office:office" xmlns:oel="http://schemas.microsoft.com/office/2019/extlst" xmlns:r="http://schemas.openxmlformats.org/officeDocument/2006/relationships" xmlns:m="http://schemas.openxmlformats.org/officeDocument/2006/math" xmlns:v="urn:schemas-microsoft-com:vml" xmlns:wp14="http://schemas.microsoft.com/office/word/2010/wordprocessingDrawing" xmlns:wp="http://schemas.openxmlformats.org/drawingml/2006/wordprocessingDrawing" xmlns:w10="urn:schemas-microsoft-com:office:word" xmlns:w="http://schemas.openxmlformats.org/wordprocessingml/2006/main" xmlns:w14="http://schemas.microsoft.com/office/word/2010/wordml" xmlns:w15="http://schemas.microsoft.com/office/word/2012/wordml" xmlns:w16cex="http://schemas.microsoft.com/office/word/2018/wordml/cex" xmlns:w16cid="http://schemas.microsoft.com/office/word/2016/wordml/cid" xmlns:w16="http://schemas.microsoft.com/office/word/2018/wordml" xmlns:w16du="http://schemas.microsoft.com/office/word/2023/wordml/word16du" xmlns:w16sdtdh="http://schemas.microsoft.com/office/word/2020/wordml/sdtdatahash" xmlns:w16sdtfl="http://schemas.microsoft.com/office/word/2024/wordml/sdtformatlock" xmlns:w16se="http://schemas.microsoft.com/office/word/2015/wordml/symex" xmlns:wpg="http://schemas.microsoft.com/office/word/2010/wordprocessingGroup" xmlns:wpi="http://schemas.microsoft.com/office/word/2010/wordprocessingInk" xmlns:wne="http://schemas.microsoft.com/office/word/2006/wordml" xmlns:wps="http://schemas.microsoft.com/office/word/2010/wordprocessingShape" mc:Ignorable="w14 w15 w16se w16cid w16 w16cex w16sdtdh w16sdtfl w16du wp14">
+  <w:endnote w:type="separator" w:id="-1">
+    <w:p>
+      <w:pPr>
+        <w:spacing w:after="0" w:line="240" w:lineRule="auto"/>
+      </w:pPr>
+      <w:r>
+        <w:separator/>
+      </w:r>
+    </w:p>
+  </w:endnote>
+  <w:endnote w:type="continuationSeparator" w:id="0">
+    <w:p>
+      <w:pPr>
+        <w:spacing w:after="0" w:line="240" w:lineRule="auto"/>
+      </w:pPr>
+      <w:r>
+        <w:continuationSeparator/>
+      </w:r>
+    </w:p>
+  </w:endnote>
+</w:endnotes>
+</file>
+
+<file path=word/footnotes.xml><?xml version="1.0" encoding="utf-8"?>
+<w:footnotes xmlns:wpc="http://schemas.microsoft.com/office/word/2010/wordprocessingCanvas" xmlns:cx="http://schemas.microsoft.com/office/drawing/2014/chartex" xmlns:cx1="http://schemas.microsoft.com/office/drawing/2015/9/8/chartex" xmlns:cx2="http://schemas.microsoft.com/office/drawing/2015/10/21/chartex" xmlns:cx3="http://schemas.microsoft.com/office/drawing/2016/5/9/chartex" xmlns:cx4="http://schemas.microsoft.com/office/drawing/2016/5/10/chartex" xmlns:cx5="http://schemas.microsoft.com/office/drawing/2016/5/11/chartex" xmlns:cx6="http://schemas.microsoft.com/office/drawing/2016/5/12/chartex" xmlns:cx7="http://schemas.microsoft.com/office/drawing/2016/5/13/chartex" xmlns:cx8="http://schemas.microsoft.com/office/drawing/2016/5/14/chartex" xmlns:mc="http://schemas.openxmlformats.org/markup-compatibility/2006" xmlns:aink="http://schemas.microsoft.com/office/drawing/2016/ink" xmlns:am3d="http://schemas.microsoft.com/office/drawing/2017/model3d" xmlns:o="urn:schemas-microsoft-com:office:office" xmlns:oel="http://schemas.microsoft.com/office/2019/extlst" xmlns:r="http://schemas.openxmlformats.org/officeDocument/2006/relationships" xmlns:m="http://schemas.openxmlformats.org/officeDocument/2006/math" xmlns:v="urn:schemas-microsoft-com:vml" xmlns:wp14="http://schemas.microsoft.com/office/word/2010/wordprocessingDrawing" xmlns:wp="http://schemas.openxmlformats.org/drawingml/2006/wordprocessingDrawing" xmlns:w10="urn:schemas-microsoft-com:office:word" xmlns:w="http://schemas.openxmlformats.org/wordprocessingml/2006/main" xmlns:w14="http://schemas.microsoft.com/office/word/2010/wordml" xmlns:w15="http://schemas.microsoft.com/office/word/2012/wordml" xmlns:w16cex="http://schemas.microsoft.com/office/word/2018/wordml/cex" xmlns:w16cid="http://schemas.microsoft.com/office/word/2016/wordml/cid" xmlns:w16="http://schemas.microsoft.com/office/word/2018/wordml" xmlns:w16du="http://schemas.microsoft.com/office/word/2023/wordml/word16du" xmlns:w16sdtdh="http://schemas.microsoft.com/office/word/2020/wordml/sdtdatahash" xmlns:w16sdtfl="http://schemas.microsoft.com/office/word/2024/wordml/sdtformatlock" xmlns:w16se="http://schemas.microsoft.com/office/word/2015/wordml/symex" xmlns:wpg="http://schemas.microsoft.com/office/word/2010/wordprocessingGroup" xmlns:wpi="http://schemas.microsoft.com/office/word/2010/wordprocessingInk" xmlns:wne="http://schemas.microsoft.com/office/word/2006/wordml" xmlns:wps="http://schemas.microsoft.com/office/word/2010/wordprocessingShape" mc:Ignorable="w14 w15 w16se w16cid w16 w16cex w16sdtdh w16sdtfl w16du wp14">
+  <w:footnote w:type="separator" w:id="-1">
+    <w:p>
+      <w:pPr>
+        <w:spacing w:after="0" w:line="240" w:lineRule="auto"/>
+      </w:pPr>
+      <w:r>
+        <w:separator/>
+      </w:r>
+    </w:p>
+  </w:footnote>
+  <w:footnote w:type="continuationSeparator" w:id="0">
+    <w:p>
+      <w:pPr>
+        <w:spacing w:after="0" w:line="240" w:lineRule="auto"/>
+      </w:pPr>
+      <w:r>
+        <w:continuationSeparator/>
+      </w:r>
+    </w:p>
+  </w:footnote>
+</w:footnotes>
+</file>
+
+<file path=word/header1.xml><?xml version="1.0" encoding="utf-8"?>
+<w:hdr xmlns:wpc="http://schemas.microsoft.com/office/word/2010/wordprocessingCanvas" xmlns:cx="http://schemas.microsoft.com/office/drawing/2014/chartex" xmlns:cx1="http://schemas.microsoft.com/office/drawing/2015/9/8/chartex" xmlns:cx2="http://schemas.microsoft.com/office/drawing/2015/10/21/chartex" xmlns:cx3="http://schemas.microsoft.com/office/drawing/2016/5/9/chartex" xmlns:cx4="http://schemas.microsoft.com/office/drawing/2016/5/10/chartex" xmlns:cx5="http://schemas.microsoft.com/office/drawing/2016/5/11/chartex" xmlns:cx6="http://schemas.microsoft.com/office/drawing/2016/5/12/chartex" xmlns:cx7="http://schemas.microsoft.com/office/drawing/2016/5/13/chartex" xmlns:cx8="http://schemas.microsoft.com/office/drawing/2016/5/14/chartex" xmlns:mc="http://schemas.openxmlformats.org/markup-compatibility/2006" xmlns:aink="http://schemas.microsoft.com/office/drawing/2016/ink" xmlns:am3d="http://schemas.microsoft.com/office/drawing/2017/model3d" xmlns:o="urn:schemas-microsoft-com:office:office" xmlns:oel="http://schemas.microsoft.com/office/2019/extlst" xmlns:r="http://schemas.openxmlformats.org/officeDocument/2006/relationships" xmlns:m="http://schemas.openxmlformats.org/officeDocument/2006/math" xmlns:v="urn:schemas-microsoft-com:vml" xmlns:wp14="http://schemas.microsoft.com/office/word/2010/wordprocessingDrawing" xmlns:wp="http://schemas.openxmlformats.org/drawingml/2006/wordprocessingDrawing" xmlns:w10="urn:schemas-microsoft-com:office:word" xmlns:w="http://schemas.openxmlformats.org/wordprocessingml/2006/main" xmlns:w14="http://schemas.microsoft.com/office/word/2010/wordml" xmlns:w15="http://schemas.microsoft.com/office/word/2012/wordml" xmlns:w16cex="http://schemas.microsoft.com/office/word/2018/wordml/cex" xmlns:w16cid="http://schemas.microsoft.com/office/word/2016/wordml/cid" xmlns:w16="http://schemas.microsoft.com/office/word/2018/wordml" xmlns:w16du="http://schemas.microsoft.com/office/word/2023/wordml/word16du" xmlns:w16sdtdh="http://schemas.microsoft.com/office/word/2020/wordml/sdtdatahash" xmlns:w16sdtfl="http://schemas.microsoft.com/office/word/2024/wordml/sdtformatlock" xmlns:w16se="http://schemas.microsoft.com/office/word/2015/wordml/symex" xmlns:wpg="http://schemas.microsoft.com/office/word/2010/wordprocessingGroup" xmlns:wpi="http://schemas.microsoft.com/office/word/2010/wordprocessingInk" xmlns:wne="http://schemas.microsoft.com/office/word/2006/wordml" xmlns:wps="http://schemas.microsoft.com/office/word/2010/wordprocessingShape" mc:Ignorable="w14 w15 w16se w16cid w16 w16cex w16sdtdh w16sdtfl w16du wp14">
+  <w:p>
+    <w:pPr>
+      <w:pStyle w:val="Header"/>
+    </w:pPr>
+    <w:r>
+      <w:t>© 2026 Shawn Sammartano. All rights reserved.</w:t>
+    </w:r>
+  </w:p>
+  <w:p>
+    <w:pPr>
+      <w:pStyle w:val="Header"/>
+    </w:pPr>
+  </w:p>
+</w:hdr>
 </file>
 
 <file path=word/numbering.xml><?xml version="1.0" encoding="utf-8"?>
@@ -12828,6 +12897,7 @@
   <w:style w:type="character" w:default="1" w:styleId="DefaultParagraphFont">
     <w:name w:val="Default Paragraph Font"/>
     <w:uiPriority w:val="1"/>
+    <w:semiHidden/>
     <w:unhideWhenUsed/>
   </w:style>
   <w:style w:type="table" w:default="1" w:styleId="TableNormal">
@@ -13141,6 +13211,50 @@
       <w:spacing w:val="5"/>
     </w:rPr>
   </w:style>
+  <w:style w:type="paragraph" w:styleId="Header">
+    <w:name w:val="header"/>
+    <w:basedOn w:val="Normal"/>
+    <w:link w:val="HeaderChar"/>
+    <w:uiPriority w:val="99"/>
+    <w:unhideWhenUsed/>
+    <w:rsid w:val="007C47FA"/>
+    <w:pPr>
+      <w:tabs>
+        <w:tab w:val="center" w:pos="4680"/>
+        <w:tab w:val="right" w:pos="9360"/>
+      </w:tabs>
+      <w:spacing w:after="0" w:line="240" w:lineRule="auto"/>
+    </w:pPr>
+  </w:style>
+  <w:style w:type="character" w:customStyle="1" w:styleId="HeaderChar">
+    <w:name w:val="Header Char"/>
+    <w:basedOn w:val="DefaultParagraphFont"/>
+    <w:link w:val="Header"/>
+    <w:uiPriority w:val="99"/>
+    <w:rsid w:val="007C47FA"/>
+  </w:style>
+  <w:style w:type="paragraph" w:styleId="Footer">
+    <w:name w:val="footer"/>
+    <w:basedOn w:val="Normal"/>
+    <w:link w:val="FooterChar"/>
+    <w:uiPriority w:val="99"/>
+    <w:unhideWhenUsed/>
+    <w:rsid w:val="007C47FA"/>
+    <w:pPr>
+      <w:tabs>
+        <w:tab w:val="center" w:pos="4680"/>
+        <w:tab w:val="right" w:pos="9360"/>
+      </w:tabs>
+      <w:spacing w:after="0" w:line="240" w:lineRule="auto"/>
+    </w:pPr>
+  </w:style>
+  <w:style w:type="character" w:customStyle="1" w:styleId="FooterChar">
+    <w:name w:val="Footer Char"/>
+    <w:basedOn w:val="DefaultParagraphFont"/>
+    <w:link w:val="Footer"/>
+    <w:uiPriority w:val="99"/>
+    <w:rsid w:val="007C47FA"/>
+  </w:style>
 </w:styles>
 </file>
 
